--- a/livrables/lecons/2026-08-02_lecon-revenus-passifs_02_grandes-familles-panorama.docx
+++ b/livrables/lecons/2026-08-02_lecon-revenus-passifs_02_grandes-familles-panorama.docx
@@ -239,7 +239,7 @@
           <w:sz w:val="22"/>
           <w:szCs w:val="22"/>
         </w:rPr>
-        <w:t xml:space="preserve">Livret A et LDDS : taux fixé par décret, capital garanti. Taux Livret A au 1er février 2026 : 1,5 % (source : european-funding-guide.eu citant service-public.gouv.fr). Plafond Livret A : 22 950 €. Plafond LDDS : 12 000 €. Exonérés d'impôt et de prélèvements sociaux — exception notable dans la fiscalité française des revenus passifs.</w:t>
+        <w:t xml:space="preserve">Livret A et LDDS : taux fixé par décret, capital garanti. ⚠️ Taux Livret A et LDDS : 1,7 % depuis le 1er août 2026 (source primaire : communiqué du ministère de l'Économie, presse.economie.gouv.fr). Il était de 1,5 % du 1er février au 31 juillet 2026 : c'est cette valeur périmée qui figurait dans la première version de cette leçon, reprise d'un agrégateur non mis à jour. Le taux est révisé deux fois par an (1er février et 1er août) — vérifie-le systématiquement à la date où tu calcules. Plafond Livret A : 22 950 €. Plafond LDDS : 12 000 €. Exonérés d'impôt et de prélèvements sociaux — exception notable dans la fiscalité française des revenus passifs.</w:t>
       </w:r>
     </w:p>
     <w:p>
@@ -493,7 +493,7 @@
           <w:sz w:val="22"/>
           <w:szCs w:val="22"/>
         </w:rPr>
-        <w:t xml:space="preserve">SCPI (Sociétés Civiles de Placement Immobilier) : distribution moyenne 2025 — 4,91 % (source : ASPIM 2025, cité par european-funding-guide.eu). Capital minimum souvent autour de 1 000 €, mais investissement réaliste à partir de 5 000–20 000 € pour un flux mensuel perceptible.</w:t>
+        <w:t xml:space="preserve">SCPI (Sociétés Civiles de Placement Immobilier) : taux de distribution 2025, pondéré par la capitalisation et toutes catégories confondues — 4,91 %, en progression de 0,19 point sur 2024 (source primaire vérifiée : ASPIM, aspim.fr). Il varie de 4,2 % pour les SCPI résidentielles à 6 % pour les diversifiées. Capital minimum souvent autour de 1 000 €, mais investissement réaliste à partir de 5 000–20 000 € pour un flux mensuel perceptible.</w:t>
       </w:r>
     </w:p>
     <w:p>
@@ -1270,7 +1270,7 @@
           <w:sz w:val="22"/>
           <w:szCs w:val="22"/>
         </w:rPr>
-        <w:t xml:space="preserve">Source : classification adaptée de european-funding-guide.eu/fr/revenu-passif (2026) et impots.gouv.fr. Le tableau des critères est une synthèse pédagogique — pas une évaluation exhaustive.</w:t>
+        <w:t xml:space="preserve">Source : classification pédagogique adaptée d'un guide généraliste en ligne, complétée par impots.gouv.fr pour la partie fiscale. ⚠️ Les taux et montants de ce tableau doivent être revérifiés aux sources primaires avant tout usage (voir la correction du taux du Livret A ci-dessus). Le tableau des critères est une synthèse pédagogique — pas une évaluation exhaustive.</w:t>
       </w:r>
     </w:p>
     <w:p>
@@ -1326,7 +1326,7 @@
           <w:sz w:val="22"/>
           <w:szCs w:val="22"/>
         </w:rPr>
-        <w:t xml:space="preserve">Illustration chiffrée (source : european-funding-guide.eu, calcul vérifié) :</w:t>
+        <w:t xml:space="preserve">Illustration chiffrée (calculs refaits et vérifiés ; montants de référence repris des sources primaires citées ci-dessous) :</w:t>
       </w:r>
     </w:p>
     <w:p>
@@ -1364,7 +1364,7 @@
           <w:sz w:val="22"/>
           <w:szCs w:val="22"/>
         </w:rPr>
-        <w:t xml:space="preserve">Pour atteindre 1 443 €/mois (SMIC net au 1er janvier 2026, source : european-funding-guide.eu) à 5 % brut : environ 345 000 € de capital.</w:t>
+        <w:t xml:space="preserve">⚠️ Pour atteindre 1 477,93 €/mois (SMIC net depuis le 1er août 2026 — le SMIC a été revalorisé de 2,41 % au 1er juin 2026, le seuil d'inflation ayant été franchi le 13 mai ; source primaire : travail-emploi.gouv.fr) à 5 % brut : environ 355 000 € de capital. La première version de cette leçon retenait 1 443 € (valeur du 1er janvier 2026) et concluait à 345 000 € : un chiffre périmé déplace la cible de 10 000 €.</w:t>
       </w:r>
     </w:p>
     <w:p>
@@ -2875,7 +2875,7 @@
             <w:szCs w:val="22"/>
             <w:u w:val="single"/>
           </w:rPr>
-          <w:t xml:space="preserve">european-funding-guide.eu — Revenu passif en France 2026 : sources réalistes, fiscalité et erreurs à éviter</w:t>
+          <w:t xml:space="preserve">european-funding-guide.eu — Revenu passif en France 2026 : sources réalistes, fiscalité et erreurs à éviter. ⚠️ Agrégateur utile pour la vue d'ensemble, mais dont les valeurs chiffrées ne sont PAS tenues à jour : c'est de là que venaient le taux du Livret A et le SMIC périmés de la première version. À ne jamais utiliser comme source d'un taux ou d'un montant.</w:t>
         </w:r>
       </w:hyperlink>
     </w:p>

--- a/livrables/lecons/2026-08-02_lecon-revenus-passifs_02_grandes-familles-panorama.docx
+++ b/livrables/lecons/2026-08-02_lecon-revenus-passifs_02_grandes-familles-panorama.docx
@@ -1364,7 +1364,7 @@
           <w:sz w:val="22"/>
           <w:szCs w:val="22"/>
         </w:rPr>
-        <w:t xml:space="preserve">⚠️ Pour atteindre 1 477,93 €/mois (SMIC net depuis le 1er août 2026 — le SMIC a été revalorisé de 2,41 % au 1er juin 2026, le seuil d'inflation ayant été franchi le 13 mai ; source primaire : travail-emploi.gouv.fr) à 5 % brut : environ 355 000 € de capital. La première version de cette leçon retenait 1 443 € (valeur du 1er janvier 2026) et concluait à 345 000 € : un chiffre périmé déplace la cible de 10 000 €.</w:t>
+        <w:t xml:space="preserve">⚠️ Pour atteindre 1 477,93 €/mois (SMIC net depuis le 1er juin 2026, date de la revalorisation automatique de 2,41 % — le seuil d'inflation ayant été franchi le 13 mai ; source primaire : travail-emploi.gouv.fr) à 5 % brut : environ 355 000 € de capital. La première version de cette leçon retenait 1 443 € (valeur du 1er janvier 2026) et concluait à 345 000 € : un chiffre périmé déplace la cible de 10 000 €.</w:t>
       </w:r>
     </w:p>
     <w:p>

--- a/livrables/lecons/2026-08-02_lecon-revenus-passifs_02_grandes-familles-panorama.docx
+++ b/livrables/lecons/2026-08-02_lecon-revenus-passifs_02_grandes-familles-panorama.docx
@@ -239,7 +239,28 @@
           <w:sz w:val="22"/>
           <w:szCs w:val="22"/>
         </w:rPr>
-        <w:t xml:space="preserve">Livret A et LDDS : taux fixé par décret, capital garanti. ⚠️ Taux Livret A et LDDS : 1,7 % depuis le 1er août 2026 (source primaire : communiqué du ministère de l'Économie, presse.economie.gouv.fr). Il était de 1,5 % du 1er février au 31 juillet 2026 : c'est cette valeur périmée qui figurait dans la première version de cette leçon, reprise d'un agrégateur non mis à jour. Le taux est révisé deux fois par an (1er février et 1er août) — vérifie-le systématiquement à la date où tu calcules. Plafond Livret A : 22 950 €. Plafond LDDS : 12 000 €. Exonérés d'impôt et de prélèvements sociaux — exception notable dans la fiscalité française des revenus passifs.</w:t>
+        <w:t xml:space="preserve">Livret A et LDDS : taux fixé par décret, capital garanti. ⚠️ Taux Livret A et LDDS : 1,7 % depuis le 1er août 2026 (source primaire : communiqué du ministère de l'Économie, </w:t>
+      </w:r>
+      <w:hyperlink w:history="1" r:id="rIdpresse2026">
+        <w:r>
+          <w:rPr>
+            <w:rFonts w:ascii="Times New Roman" w:cs="Times New Roman" w:eastAsia="Times New Roman" w:hAnsi="Times New Roman"/>
+            <w:sz w:val="22"/>
+            <w:szCs w:val="22"/>
+            <w:color w:val="1155CC"/>
+            <w:u w:val="single"/>
+          </w:rPr>
+          <w:t xml:space="preserve">presse.economie.gouv.fr</w:t>
+        </w:r>
+      </w:hyperlink>
+      <w:r>
+        <w:rPr>
+          <w:rFonts w:ascii="Times New Roman" w:cs="Times New Roman" w:eastAsia="Times New Roman" w:hAnsi="Times New Roman"/>
+          <w:color w:val="1F2937"/>
+          <w:sz w:val="22"/>
+          <w:szCs w:val="22"/>
+        </w:rPr>
+        <w:t xml:space="preserve">, communiqué du 15/07/2026 — lien ajouté le 12/09/2026). Il était de 1,5 % du 1er février au 31 juillet 2026 : c'est cette valeur périmée qui figurait dans la première version de cette leçon, reprise d'un agrégateur non mis à jour. Le taux est révisé deux fois par an (1er février et 1er août) — vérifie-le systématiquement à la date où tu calcules. Plafond Livret A : 22 950 €. Plafond LDDS : 12 000 €. Exonérés d'impôt et de prélèvements sociaux — exception notable dans la fiscalité française des revenus passifs.</w:t>
       </w:r>
     </w:p>
     <w:p>
@@ -1364,7 +1385,49 @@
           <w:sz w:val="22"/>
           <w:szCs w:val="22"/>
         </w:rPr>
-        <w:t xml:space="preserve">⚠️ Pour atteindre 1 477,93 €/mois (SMIC net depuis le 1er juin 2026, date de la revalorisation automatique de 2,41 % — le seuil d'inflation ayant été franchi le 13 mai ; source primaire : travail-emploi.gouv.fr) à 5 % brut : environ 355 000 € de capital. La première version de cette leçon retenait 1 443 € (valeur du 1er janvier 2026) et concluait à 345 000 € : un chiffre périmé déplace la cible de 10 000 €.</w:t>
+        <w:t xml:space="preserve">⚠️ Pour atteindre 1 477,93 €/mois (SMIC net depuis le 1er juin 2026, date de la revalorisation automatique de 2,41 % — le seuil d'inflation ayant été franchi le 13 mai ; source primaire : </w:t>
+      </w:r>
+      <w:hyperlink w:history="1" r:id="rIdte2026">
+        <w:r>
+          <w:rPr>
+            <w:rFonts w:ascii="Times New Roman" w:cs="Times New Roman" w:eastAsia="Times New Roman" w:hAnsi="Times New Roman"/>
+            <w:sz w:val="22"/>
+            <w:szCs w:val="22"/>
+            <w:color w:val="1155CC"/>
+            <w:u w:val="single"/>
+          </w:rPr>
+          <w:t xml:space="preserve">travail-emploi.gouv.fr</w:t>
+        </w:r>
+      </w:hyperlink>
+      <w:r>
+        <w:rPr>
+          <w:rFonts w:ascii="Times New Roman" w:cs="Times New Roman" w:eastAsia="Times New Roman" w:hAnsi="Times New Roman"/>
+          <w:color w:val="1F2937"/>
+          <w:sz w:val="22"/>
+          <w:szCs w:val="22"/>
+        </w:rPr>
+        <w:t xml:space="preserve"> — page protégée par un contrôle anti-robot pour l'agent du job, chiffres vérifiés le 12/09/2026 sur la reprise de la DREETS Normandie, </w:t>
+      </w:r>
+      <w:hyperlink w:history="1" r:id="rIddreets2026">
+        <w:r>
+          <w:rPr>
+            <w:rFonts w:ascii="Times New Roman" w:cs="Times New Roman" w:eastAsia="Times New Roman" w:hAnsi="Times New Roman"/>
+            <w:sz w:val="22"/>
+            <w:szCs w:val="22"/>
+            <w:color w:val="1155CC"/>
+            <w:u w:val="single"/>
+          </w:rPr>
+          <w:t xml:space="preserve">normandie.dreets.gouv.fr</w:t>
+        </w:r>
+      </w:hyperlink>
+      <w:r>
+        <w:rPr>
+          <w:rFonts w:ascii="Times New Roman" w:cs="Times New Roman" w:eastAsia="Times New Roman" w:hAnsi="Times New Roman"/>
+          <w:color w:val="1F2937"/>
+          <w:sz w:val="22"/>
+          <w:szCs w:val="22"/>
+        </w:rPr>
+        <w:t xml:space="preserve"> — liens ajoutés le 12/09/2026) à 5 % brut : environ 355 000 € de capital. La première version de cette leçon retenait 1 443 € (valeur du 1er janvier 2026) et concluait à 345 000 € : un chiffre périmé déplace la cible de 10 000 €.</w:t>
       </w:r>
     </w:p>
     <w:p>
@@ -2881,6 +2944,70 @@
     </w:p>
     <w:p>
       <w:pPr>
+        <w:pStyle w:val="ListParagraph"/>
+        <w:numPr>
+          <w:ilvl w:val="0"/>
+          <w:numId w:val="1"/>
+        </w:numPr>
+        <w:spacing w:after="60" w:before="60"/>
+      </w:pPr>
+      <w:hyperlink w:history="1" r:id="rIdte2026">
+        <w:r>
+          <w:rPr>
+            <w:rFonts w:ascii="Times New Roman" w:cs="Times New Roman" w:eastAsia="Times New Roman" w:hAnsi="Times New Roman"/>
+            <w:color w:val="1155CC"/>
+            <w:sz w:val="22"/>
+            <w:szCs w:val="22"/>
+            <w:u w:val="single"/>
+          </w:rPr>
+          <w:t xml:space="preserve">travail-emploi.gouv.fr — Revalorisation du SMIC au 1er juin 2026</w:t>
+        </w:r>
+      </w:hyperlink>
+      <w:r>
+        <w:rPr>
+          <w:rFonts w:ascii="Times New Roman" w:cs="Times New Roman" w:eastAsia="Times New Roman" w:hAnsi="Times New Roman"/>
+          <w:color w:val="1155CC"/>
+          <w:sz w:val="22"/>
+          <w:szCs w:val="22"/>
+          <w:u w:val="single"/>
+        </w:rPr>
+        <w:t xml:space="preserve"> — AJOUTÉE LE 12/09/2026 : source primaire du SMIC net (1 477,93 €) cité dans l'illustration chiffrée ; page derrière un contrôle anti-robot pour l'agent du job, lisible dans un navigateur. Chiffres vérifiés sur la reprise de la DREETS Normandie, liée dans le texte.</w:t>
+      </w:r>
+    </w:p>
+    <w:p>
+      <w:pPr>
+        <w:pStyle w:val="ListParagraph"/>
+        <w:numPr>
+          <w:ilvl w:val="0"/>
+          <w:numId w:val="1"/>
+        </w:numPr>
+        <w:spacing w:after="60" w:before="60"/>
+      </w:pPr>
+      <w:hyperlink w:history="1" r:id="rIdpresse2026">
+        <w:r>
+          <w:rPr>
+            <w:rFonts w:ascii="Times New Roman" w:cs="Times New Roman" w:eastAsia="Times New Roman" w:hAnsi="Times New Roman"/>
+            <w:color w:val="1155CC"/>
+            <w:sz w:val="22"/>
+            <w:szCs w:val="22"/>
+            <w:u w:val="single"/>
+          </w:rPr>
+          <w:t xml:space="preserve">presse.economie.gouv.fr — Épargne réglementée : le Livret A passe à 1,7 % et le LEP se maintient à 2,5 % à compter du 1er août 2026 (communiqué du 15/07/2026)</w:t>
+        </w:r>
+      </w:hyperlink>
+      <w:r>
+        <w:rPr>
+          <w:rFonts w:ascii="Times New Roman" w:cs="Times New Roman" w:eastAsia="Times New Roman" w:hAnsi="Times New Roman"/>
+          <w:color w:val="1155CC"/>
+          <w:sz w:val="22"/>
+          <w:szCs w:val="22"/>
+          <w:u w:val="single"/>
+        </w:rPr>
+        <w:t xml:space="preserve"> — AJOUTÉE LE 12/09/2026 : source primaire du taux cité dans la Famille 1, nommée sans lien depuis la correction du 02/08.</w:t>
+      </w:r>
+    </w:p>
+    <w:p>
+      <w:pPr>
         <w:spacing w:after="40" w:before="80"/>
       </w:pPr>
       <w:r>
@@ -3049,6 +3176,50 @@
           <w:szCs w:val="18"/>
         </w:rPr>
         <w:t xml:space="preserve">Décision : ta responsabilité — le cas échéant avec un professionnel agréé (CIF/ORIAS)</w:t>
+      </w:r>
+    </w:p>
+    <w:p>
+      <w:pPr>
+        <w:spacing w:after="120" w:before="320"/>
+      </w:pPr>
+      <w:r>
+        <w:rPr>
+          <w:rFonts w:ascii="Times New Roman" w:cs="Times New Roman" w:eastAsia="Times New Roman" w:hAnsi="Times New Roman"/>
+          <w:b/>
+          <w:bCs/>
+          <w:color w:val="1B3A6B"/>
+          <w:sz w:val="28"/>
+          <w:szCs w:val="28"/>
+        </w:rPr>
+        <w:t xml:space="preserve">📝 Journal des corrections — 12 septembre 2026</w:t>
+      </w:r>
+    </w:p>
+    <w:p>
+      <w:pPr>
+        <w:spacing w:after="80"/>
+      </w:pPr>
+      <w:r>
+        <w:rPr>
+          <w:rFonts w:ascii="Times New Roman" w:cs="Times New Roman" w:eastAsia="Times New Roman" w:hAnsi="Times New Roman"/>
+          <w:color w:val="1F2937"/>
+          <w:sz w:val="22"/>
+          <w:szCs w:val="22"/>
+        </w:rPr>
+        <w:t xml:space="preserve">Leçon produite le 02/08/2026 et corrigée le jour même (taux du Livret A, SMIC), relue le 12/09/2026 au cours d'un contrôle d'attribution des 221 documents du dépôt. Une correction de forme, sur les corrections du 02/08 elles-mêmes.</w:t>
+      </w:r>
+    </w:p>
+    <w:p>
+      <w:pPr>
+        <w:spacing w:after="80"/>
+      </w:pPr>
+      <w:r>
+        <w:rPr>
+          <w:rFonts w:ascii="Times New Roman" w:cs="Times New Roman" w:eastAsia="Times New Roman" w:hAnsi="Times New Roman"/>
+          <w:color w:val="1F2937"/>
+          <w:sz w:val="22"/>
+          <w:szCs w:val="22"/>
+        </w:rPr>
+        <w:t xml:space="preserve">Les deux passages corrigés le 02/08 écrivaient « source primaire : communiqué du ministère de l'Économie, presse.economie.gouv.fr » et « source primaire : travail-emploi.gouv.fr » — la bonne source, nommée, sans lien ni adresse. Les valeurs (1,7 % au 1er août 2026 ; 1 477,93 € net, +2,41 %, seuil franchi le 13 mai) sont vérifiées le 12/09/2026 : le communiqué du 15/07/2026 porte le taux ; la page du ministère du Travail répond à un navigateur mais oppose un contrôle anti-robot à l'agent du job — la reprise de la DREETS Normandie, lisible, porte tous les chiffres et est liée aussi. Deux ressources ajoutées.</w:t>
       </w:r>
     </w:p>
     <w:sectPr>
